--- a/business_document/07_poc_and_contracting/DOC-40_Master_Software_License_Agrmt.docx
+++ b/business_document/07_poc_and_contracting/DOC-40_Master_Software_License_Agrmt.docx
@@ -732,7 +732,7 @@
           <w:color w:val="222222"/>
           <w:sz w:val="19"/>
         </w:rPr>
-        <w:t>") is entered into as of this [___] day of [_______], 2026 ("</w:t>
+        <w:t>") is entered into as of this [___] day of [_______], 20____ ("</w:t>
       </w:r>
       <w:r>
         <w:rPr>
@@ -1150,7 +1150,7 @@
           <w:color w:val="222222"/>
           <w:sz w:val="19"/>
         </w:rPr>
-        <w:t xml:space="preserve"> The license permits unlimited staff user seats and unlimited branch processing across Licensee's domestic branch and agent banking network.</w:t>
+        <w:t xml:space="preserve"> The license permits the staff-seat and branch caps of the licensed tier per DOC-31 (e.g., Tier-3: up to 250 seats, up to 40 branches) across Licensee's domestic branch and agent banking network.</w:t>
       </w:r>
     </w:p>
     <w:p>
@@ -1585,7 +1585,7 @@
           <w:color w:val="222222"/>
           <w:sz w:val="19"/>
         </w:rPr>
-        <w:t xml:space="preserve">Licensor agrees to deposit a copy of the ULMS v2.0 source code, build scripts, and database schema definitions with an accredited commercial </w:t>
+        <w:t>Licensor agrees to deposit a copy of the ULMS v2.0 source code, build scripts, and database schema definitions with an a scheduled commercial bank or reputable national escrow arrangement in Dhaka.</w:t>
       </w:r>
       <w:r>
         <w:rPr>
@@ -1595,7 +1595,6 @@
           <w:color w:val="222222"/>
           <w:sz w:val="19"/>
         </w:rPr>
-        <w:t>Source Code Escrow Agent</w:t>
       </w:r>
       <w:r>
         <w:rPr>
@@ -1605,7 +1604,6 @@
           <w:color w:val="222222"/>
           <w:sz w:val="19"/>
         </w:rPr>
-        <w:t xml:space="preserve"> in Dhaka.</w:t>
       </w:r>
     </w:p>
     <w:p>
@@ -1988,6 +1986,24 @@
         <w:t>Unisoft Systems Limited — Corporate Legal Directorate &amp; Enterprise Contracts.</w:t>
       </w:r>
     </w:p>
+    <w:p>
+      <w:r>
+        <w:rPr>
+          <w:b/>
+        </w:rPr>
+        <w:t>Addendum — v3.1.0 corrections (Independent Forensic Re-audit, 8 October 2026)</w:t>
+      </w:r>
+    </w:p>
+    <w:p>
+      <w:r>
+        <w:t>Open-Source Software Schedule (added v3.1.0): ULMS v2.0 embeds Apache Fineract Community Edition (Apache License 2.0) as its core lending ledger, together with other open-source components (Spring Boot, PostgreSQL, Keycloak, React, Expo). Nothing in this Agreement transfers or diminishes licensor ownership of Unisoft's proprietary modules; Schedule C (to be attached at signature) lists each embedded OSS component, its license, and source-availability obligations. Apache-2.0 components carry no royalty or fee obligations.</w:t>
+      </w:r>
+    </w:p>
+    <w:p>
+      <w:r>
+        <w:t>Clause stubs REQUIRED before signature (added v3.1.0): (8) Confidentiality — mutual, five-year survival; (9) Delivery &amp; Acceptance — 30-day acceptance window with signed UAT protocol; (10) Term, Termination &amp; Suspension — 90-day cure period, full data export on exit; (11) Force Majeure — standard carve-outs with 30-day notice; (12) Execution &amp; notarization per the Companies Act 1994.</w:t>
+      </w:r>
+    </w:p>
     <w:sectPr>
       <w:headerReference w:type="default" r:id="rId9"/>
       <w:footerReference w:type="default" r:id="rId10"/>
